--- a/report/BaoCao_QROrder.docx
+++ b/report/BaoCao_QROrder.docx
@@ -4895,49 +4895,56 @@
     <w:p>
       <w:pPr>
         <w:keepNext/>
-        <w:pBdr>
-          <w:top w:val="dashed" w:sz="8" w:space="12" w:color="8EAADB"/>
-          <w:left w:val="dashed" w:sz="8" w:space="12" w:color="8EAADB"/>
-          <w:bottom w:val="dashed" w:sz="8" w:space="12" w:color="8EAADB"/>
-          <w:right w:val="dashed" w:sz="8" w:space="12" w:color="8EAADB"/>
-        </w:pBdr>
-        <w:shd w:val="clear" w:color="auto" w:fill="F3F6FB"/>
-        <w:spacing w:before="240" w:after="60" w:line="276" w:lineRule="auto"/>
-        <w:ind w:left="567" w:right="567" w:firstLine="0"/>
+        <w:spacing w:before="120" w:after="60" w:line="240" w:lineRule="auto"/>
+        <w:ind w:firstLine="0"/>
         <w:jc w:val="center"/>
       </w:pPr>
       <w:r>
         <w:rPr>
-          <w:b/>
-          <w:bCs/>
-          <w:color w:val="2F5496"/>
-        </w:rPr>
-        <w:t xml:space="preserve">[CHÈN HÌNH 3.1 – statics/usecase.png]</w:t>
-      </w:r>
-    </w:p>
-    <w:p>
-      <w:pPr>
-        <w:keepNext/>
-        <w:pBdr>
-          <w:top w:val="dashed" w:sz="8" w:space="12" w:color="8EAADB"/>
-          <w:left w:val="dashed" w:sz="8" w:space="12" w:color="8EAADB"/>
-          <w:bottom w:val="dashed" w:sz="8" w:space="12" w:color="8EAADB"/>
-          <w:right w:val="dashed" w:sz="8" w:space="12" w:color="8EAADB"/>
-        </w:pBdr>
-        <w:shd w:val="clear" w:color="auto" w:fill="F3F6FB"/>
-        <w:spacing w:before="0" w:after="240" w:line="276" w:lineRule="auto"/>
-        <w:ind w:left="567" w:right="567" w:firstLine="0"/>
-        <w:jc w:val="center"/>
-      </w:pPr>
-      <w:r>
-        <w:rPr>
-          <w:i/>
-          <w:iCs/>
-          <w:color w:val="595959"/>
-          <w:sz w:val="24"/>
-          <w:szCs w:val="24"/>
-        </w:rPr>
-        <w:t xml:space="preserve">Sơ đồ ca sử dụng UML: Khách, Bếp, Thu ngân / lễ tân, Quản trị; hệ thống ngoài VNPay và Gemini.</w:t>
+          <w:noProof/>
+        </w:rPr>
+        <w:drawing>
+          <wp:inline distT="0" distB="0" distL="0" distR="0">
+            <wp:extent cx="5580000" cy="4224857"/>
+            <wp:effectExtent l="0" t="0" r="0" b="0"/>
+            <wp:docPr id="101" name="Hình 101"/>
+            <wp:cNvGraphicFramePr>
+              <a:graphicFrameLocks xmlns:a="http://schemas.openxmlformats.org/drawingml/2006/main" noChangeAspect="1"/>
+            </wp:cNvGraphicFramePr>
+            <a:graphic xmlns:a="http://schemas.openxmlformats.org/drawingml/2006/main">
+              <a:graphicData uri="http://schemas.openxmlformats.org/drawingml/2006/picture">
+                <pic:pic xmlns:pic="http://schemas.openxmlformats.org/drawingml/2006/picture">
+                  <pic:nvPicPr>
+                    <pic:cNvPr id="101" name="shot1.png"/>
+                    <pic:cNvPicPr>
+                      <a:picLocks noChangeAspect="1"/>
+                    </pic:cNvPicPr>
+                  </pic:nvPicPr>
+                  <pic:blipFill>
+                    <a:blip r:embed="rIdImg1"/>
+                    <a:stretch>
+                      <a:fillRect/>
+                    </a:stretch>
+                  </pic:blipFill>
+                  <pic:spPr>
+                    <a:xfrm>
+                      <a:off x="0" y="0"/>
+                      <a:ext cx="5580000" cy="4224857"/>
+                    </a:xfrm>
+                    <a:prstGeom prst="rect">
+                      <a:avLst/>
+                    </a:prstGeom>
+                    <a:ln w="6350">
+                      <a:solidFill>
+                        <a:srgbClr val="BFBFBF"/>
+                      </a:solidFill>
+                    </a:ln>
+                  </pic:spPr>
+                </pic:pic>
+              </a:graphicData>
+            </a:graphic>
+          </wp:inline>
+        </w:drawing>
       </w:r>
     </w:p>
     <w:p>
@@ -5881,114 +5888,121 @@
     <w:p>
       <w:pPr>
         <w:keepNext/>
-        <w:pBdr>
-          <w:top w:val="dashed" w:sz="8" w:space="12" w:color="8EAADB"/>
-          <w:left w:val="dashed" w:sz="8" w:space="12" w:color="8EAADB"/>
-          <w:bottom w:val="dashed" w:sz="8" w:space="12" w:color="8EAADB"/>
-          <w:right w:val="dashed" w:sz="8" w:space="12" w:color="8EAADB"/>
-        </w:pBdr>
-        <w:shd w:val="clear" w:color="auto" w:fill="F3F6FB"/>
-        <w:spacing w:before="240" w:after="60" w:line="276" w:lineRule="auto"/>
-        <w:ind w:left="567" w:right="567" w:firstLine="0"/>
+        <w:spacing w:before="120" w:after="60" w:line="240" w:lineRule="auto"/>
+        <w:ind w:firstLine="0"/>
         <w:jc w:val="center"/>
+      </w:pPr>
+      <w:r>
+        <w:rPr>
+          <w:noProof/>
+        </w:rPr>
+        <w:drawing>
+          <wp:inline distT="0" distB="0" distL="0" distR="0">
+            <wp:extent cx="5580000" cy="4862571"/>
+            <wp:effectExtent l="0" t="0" r="0" b="0"/>
+            <wp:docPr id="102" name="Hình 102"/>
+            <wp:cNvGraphicFramePr>
+              <a:graphicFrameLocks xmlns:a="http://schemas.openxmlformats.org/drawingml/2006/main" noChangeAspect="1"/>
+            </wp:cNvGraphicFramePr>
+            <a:graphic xmlns:a="http://schemas.openxmlformats.org/drawingml/2006/main">
+              <a:graphicData uri="http://schemas.openxmlformats.org/drawingml/2006/picture">
+                <pic:pic xmlns:pic="http://schemas.openxmlformats.org/drawingml/2006/picture">
+                  <pic:nvPicPr>
+                    <pic:cNvPr id="102" name="shot2.png"/>
+                    <pic:cNvPicPr>
+                      <a:picLocks noChangeAspect="1"/>
+                    </pic:cNvPicPr>
+                  </pic:nvPicPr>
+                  <pic:blipFill>
+                    <a:blip r:embed="rIdImg2"/>
+                    <a:stretch>
+                      <a:fillRect/>
+                    </a:stretch>
+                  </pic:blipFill>
+                  <pic:spPr>
+                    <a:xfrm>
+                      <a:off x="0" y="0"/>
+                      <a:ext cx="5580000" cy="4862571"/>
+                    </a:xfrm>
+                    <a:prstGeom prst="rect">
+                      <a:avLst/>
+                    </a:prstGeom>
+                    <a:ln w="6350">
+                      <a:solidFill>
+                        <a:srgbClr val="BFBFBF"/>
+                      </a:solidFill>
+                    </a:ln>
+                  </pic:spPr>
+                </pic:pic>
+              </a:graphicData>
+            </a:graphic>
+          </wp:inline>
+        </w:drawing>
+      </w:r>
+    </w:p>
+    <w:p>
+      <w:pPr>
+        <w:pStyle w:val="HinhCaption"/>
       </w:pPr>
       <w:r>
         <w:rPr>
           <w:b/>
           <w:bCs/>
-          <w:color w:val="2F5496"/>
-        </w:rPr>
-        <w:t xml:space="preserve">[CHÈN HÌNH 3.2 – statics/architecture.png]</w:t>
-      </w:r>
-    </w:p>
-    <w:p>
-      <w:pPr>
-        <w:keepNext/>
-        <w:pBdr>
-          <w:top w:val="dashed" w:sz="8" w:space="12" w:color="8EAADB"/>
-          <w:left w:val="dashed" w:sz="8" w:space="12" w:color="8EAADB"/>
-          <w:bottom w:val="dashed" w:sz="8" w:space="12" w:color="8EAADB"/>
-          <w:right w:val="dashed" w:sz="8" w:space="12" w:color="8EAADB"/>
-        </w:pBdr>
-        <w:shd w:val="clear" w:color="auto" w:fill="F3F6FB"/>
-        <w:spacing w:before="0" w:after="240" w:line="276" w:lineRule="auto"/>
-        <w:ind w:left="567" w:right="567" w:firstLine="0"/>
-        <w:jc w:val="center"/>
-      </w:pPr>
-      <w:r>
-        <w:rPr>
-          <w:i/>
-          <w:iCs/>
-          <w:color w:val="595959"/>
-          <w:sz w:val="24"/>
-          <w:szCs w:val="24"/>
-        </w:rPr>
-        <w:t xml:space="preserve">Bốn client (khách, bếp, thu ngân, quản trị) – REST và WebSocket/STOMP – máy chủ Spring Boot – MySQL; VNPay và Gemini qua HTTPS.</w:t>
-      </w:r>
-    </w:p>
-    <w:p>
-      <w:pPr>
-        <w:pStyle w:val="HinhCaption"/>
-      </w:pPr>
+        </w:rPr>
+        <w:t xml:space="preserve">Hình 3.2. </w:t>
+      </w:r>
+      <w:r>
+        <w:rPr/>
+        <w:t xml:space="preserve">Kiến trúc tổng thể của hệ thống QR Order</w:t>
+      </w:r>
+    </w:p>
+    <w:p>
+      <w:r>
+        <w:rPr/>
+        <w:t xml:space="preserve">Mỗi client dùng hai kênh tới máy chủ: </w:t>
+      </w:r>
       <w:r>
         <w:rPr>
           <w:b/>
           <w:bCs/>
         </w:rPr>
-        <w:t xml:space="preserve">Hình 3.2. </w:t>
-      </w:r>
-      <w:r>
-        <w:rPr/>
-        <w:t xml:space="preserve">Kiến trúc tổng thể của hệ thống QR Order</w:t>
-      </w:r>
-    </w:p>
-    <w:p>
-      <w:r>
-        <w:rPr/>
-        <w:t xml:space="preserve">Mỗi client dùng hai kênh tới máy chủ: </w:t>
+        <w:t xml:space="preserve">kênh REST</w:t>
+      </w:r>
+      <w:r>
+        <w:rPr/>
+        <w:t xml:space="preserve"> để gửi lệnh (yêu cầu – phản hồi) và </w:t>
       </w:r>
       <w:r>
         <w:rPr>
           <w:b/>
           <w:bCs/>
         </w:rPr>
-        <w:t xml:space="preserve">kênh REST</w:t>
-      </w:r>
-      <w:r>
-        <w:rPr/>
-        <w:t xml:space="preserve"> để gửi lệnh (yêu cầu – phản hồi) và </w:t>
+        <w:t xml:space="preserve">kênh WebSocket/STOMP</w:t>
+      </w:r>
+      <w:r>
+        <w:rPr/>
+        <w:t xml:space="preserve"> để nhận sự kiện do máy chủ chủ động đẩy. Bản build giao diện là các tệp tĩnh được chính máy chủ phục vụ, nên client và server cùng một cổng và một nguồn gốc.</w:t>
+      </w:r>
+    </w:p>
+    <w:p>
+      <w:pPr>
+        <w:pStyle w:val="Heading2"/>
+      </w:pPr>
+      <w:r>
+        <w:rPr/>
+        <w:t xml:space="preserve">3.3. Vai trò của client và server</w:t>
+      </w:r>
+    </w:p>
+    <w:p>
+      <w:r>
+        <w:rPr/>
+        <w:t xml:space="preserve">Nguyên tắc thiết kế xuyên suốt là: </w:t>
       </w:r>
       <w:r>
         <w:rPr>
           <w:b/>
           <w:bCs/>
         </w:rPr>
-        <w:t xml:space="preserve">kênh WebSocket/STOMP</w:t>
-      </w:r>
-      <w:r>
-        <w:rPr/>
-        <w:t xml:space="preserve"> để nhận sự kiện do máy chủ chủ động đẩy. Bản build giao diện là các tệp tĩnh được chính máy chủ phục vụ, nên client và server cùng một cổng và một nguồn gốc.</w:t>
-      </w:r>
-    </w:p>
-    <w:p>
-      <w:pPr>
-        <w:pStyle w:val="Heading2"/>
-      </w:pPr>
-      <w:r>
-        <w:rPr/>
-        <w:t xml:space="preserve">3.3. Vai trò của client và server</w:t>
-      </w:r>
-    </w:p>
-    <w:p>
-      <w:r>
-        <w:rPr/>
-        <w:t xml:space="preserve">Nguyên tắc thiết kế xuyên suốt là: </w:t>
-      </w:r>
-      <w:r>
-        <w:rPr>
-          <w:b/>
-          <w:bCs/>
-        </w:rPr>
         <w:t xml:space="preserve">máy chủ là nguồn sự thật duy nhất, client chỉ hiển thị và gửi yêu cầu</w:t>
       </w:r>
       <w:r>
@@ -5999,49 +6013,56 @@
     <w:p>
       <w:pPr>
         <w:keepNext/>
-        <w:pBdr>
-          <w:top w:val="dashed" w:sz="8" w:space="12" w:color="8EAADB"/>
-          <w:left w:val="dashed" w:sz="8" w:space="12" w:color="8EAADB"/>
-          <w:bottom w:val="dashed" w:sz="8" w:space="12" w:color="8EAADB"/>
-          <w:right w:val="dashed" w:sz="8" w:space="12" w:color="8EAADB"/>
-        </w:pBdr>
-        <w:shd w:val="clear" w:color="auto" w:fill="F3F6FB"/>
-        <w:spacing w:before="240" w:after="60" w:line="276" w:lineRule="auto"/>
-        <w:ind w:left="567" w:right="567" w:firstLine="0"/>
+        <w:spacing w:before="120" w:after="60" w:line="240" w:lineRule="auto"/>
+        <w:ind w:firstLine="0"/>
         <w:jc w:val="center"/>
       </w:pPr>
       <w:r>
         <w:rPr>
-          <w:b/>
-          <w:bCs/>
-          <w:color w:val="2F5496"/>
-        </w:rPr>
-        <w:t xml:space="preserve">[CHÈN HÌNH 3.3 – statics/roles.png]</w:t>
-      </w:r>
-    </w:p>
-    <w:p>
-      <w:pPr>
-        <w:keepNext/>
-        <w:pBdr>
-          <w:top w:val="dashed" w:sz="8" w:space="12" w:color="8EAADB"/>
-          <w:left w:val="dashed" w:sz="8" w:space="12" w:color="8EAADB"/>
-          <w:bottom w:val="dashed" w:sz="8" w:space="12" w:color="8EAADB"/>
-          <w:right w:val="dashed" w:sz="8" w:space="12" w:color="8EAADB"/>
-        </w:pBdr>
-        <w:shd w:val="clear" w:color="auto" w:fill="F3F6FB"/>
-        <w:spacing w:before="0" w:after="240" w:line="276" w:lineRule="auto"/>
-        <w:ind w:left="567" w:right="567" w:firstLine="0"/>
-        <w:jc w:val="center"/>
-      </w:pPr>
-      <w:r>
-        <w:rPr>
-          <w:i/>
-          <w:iCs/>
-          <w:color w:val="595959"/>
-          <w:sz w:val="24"/>
-          <w:szCs w:val="24"/>
-        </w:rPr>
-        <w:t xml:space="preserve">Bên trái bốn client với việc chúng làm; bên phải máy chủ với các trách nhiệm; giữa là hai kênh REST (lệnh) và STOMP (sự kiện).</w:t>
+          <w:noProof/>
+        </w:rPr>
+        <w:drawing>
+          <wp:inline distT="0" distB="0" distL="0" distR="0">
+            <wp:extent cx="5580000" cy="4304571"/>
+            <wp:effectExtent l="0" t="0" r="0" b="0"/>
+            <wp:docPr id="103" name="Hình 103"/>
+            <wp:cNvGraphicFramePr>
+              <a:graphicFrameLocks xmlns:a="http://schemas.openxmlformats.org/drawingml/2006/main" noChangeAspect="1"/>
+            </wp:cNvGraphicFramePr>
+            <a:graphic xmlns:a="http://schemas.openxmlformats.org/drawingml/2006/main">
+              <a:graphicData uri="http://schemas.openxmlformats.org/drawingml/2006/picture">
+                <pic:pic xmlns:pic="http://schemas.openxmlformats.org/drawingml/2006/picture">
+                  <pic:nvPicPr>
+                    <pic:cNvPr id="103" name="shot3.png"/>
+                    <pic:cNvPicPr>
+                      <a:picLocks noChangeAspect="1"/>
+                    </pic:cNvPicPr>
+                  </pic:nvPicPr>
+                  <pic:blipFill>
+                    <a:blip r:embed="rIdImg3"/>
+                    <a:stretch>
+                      <a:fillRect/>
+                    </a:stretch>
+                  </pic:blipFill>
+                  <pic:spPr>
+                    <a:xfrm>
+                      <a:off x="0" y="0"/>
+                      <a:ext cx="5580000" cy="4304571"/>
+                    </a:xfrm>
+                    <a:prstGeom prst="rect">
+                      <a:avLst/>
+                    </a:prstGeom>
+                    <a:ln w="6350">
+                      <a:solidFill>
+                        <a:srgbClr val="BFBFBF"/>
+                      </a:solidFill>
+                    </a:ln>
+                  </pic:spPr>
+                </pic:pic>
+              </a:graphicData>
+            </a:graphic>
+          </wp:inline>
+        </w:drawing>
       </w:r>
     </w:p>
     <w:p>
@@ -8709,131 +8730,145 @@
     <w:p>
       <w:pPr>
         <w:keepNext/>
-        <w:pBdr>
-          <w:top w:val="dashed" w:sz="8" w:space="12" w:color="8EAADB"/>
-          <w:left w:val="dashed" w:sz="8" w:space="12" w:color="8EAADB"/>
-          <w:bottom w:val="dashed" w:sz="8" w:space="12" w:color="8EAADB"/>
-          <w:right w:val="dashed" w:sz="8" w:space="12" w:color="8EAADB"/>
-        </w:pBdr>
-        <w:shd w:val="clear" w:color="auto" w:fill="F3F6FB"/>
-        <w:spacing w:before="240" w:after="60" w:line="276" w:lineRule="auto"/>
-        <w:ind w:left="567" w:right="567" w:firstLine="0"/>
+        <w:spacing w:before="120" w:after="60" w:line="240" w:lineRule="auto"/>
+        <w:ind w:firstLine="0"/>
         <w:jc w:val="center"/>
+      </w:pPr>
+      <w:r>
+        <w:rPr>
+          <w:noProof/>
+        </w:rPr>
+        <w:drawing>
+          <wp:inline distT="0" distB="0" distL="0" distR="0">
+            <wp:extent cx="5580000" cy="4121228"/>
+            <wp:effectExtent l="0" t="0" r="0" b="0"/>
+            <wp:docPr id="104" name="Hình 104"/>
+            <wp:cNvGraphicFramePr>
+              <a:graphicFrameLocks xmlns:a="http://schemas.openxmlformats.org/drawingml/2006/main" noChangeAspect="1"/>
+            </wp:cNvGraphicFramePr>
+            <a:graphic xmlns:a="http://schemas.openxmlformats.org/drawingml/2006/main">
+              <a:graphicData uri="http://schemas.openxmlformats.org/drawingml/2006/picture">
+                <pic:pic xmlns:pic="http://schemas.openxmlformats.org/drawingml/2006/picture">
+                  <pic:nvPicPr>
+                    <pic:cNvPr id="104" name="shot4.png"/>
+                    <pic:cNvPicPr>
+                      <a:picLocks noChangeAspect="1"/>
+                    </pic:cNvPicPr>
+                  </pic:nvPicPr>
+                  <pic:blipFill>
+                    <a:blip r:embed="rIdImg4"/>
+                    <a:stretch>
+                      <a:fillRect/>
+                    </a:stretch>
+                  </pic:blipFill>
+                  <pic:spPr>
+                    <a:xfrm>
+                      <a:off x="0" y="0"/>
+                      <a:ext cx="5580000" cy="4121228"/>
+                    </a:xfrm>
+                    <a:prstGeom prst="rect">
+                      <a:avLst/>
+                    </a:prstGeom>
+                    <a:ln w="6350">
+                      <a:solidFill>
+                        <a:srgbClr val="BFBFBF"/>
+                      </a:solidFill>
+                    </a:ln>
+                  </pic:spPr>
+                </pic:pic>
+              </a:graphicData>
+            </a:graphic>
+          </wp:inline>
+        </w:drawing>
+      </w:r>
+    </w:p>
+    <w:p>
+      <w:pPr>
+        <w:pStyle w:val="HinhCaption"/>
       </w:pPr>
       <w:r>
         <w:rPr>
           <w:b/>
           <w:bCs/>
-          <w:color w:val="2F5496"/>
-        </w:rPr>
-        <w:t xml:space="preserve">[CHÈN HÌNH 3.4 – statics/seq-resume.png]</w:t>
+        </w:rPr>
+        <w:t xml:space="preserve">Hình 3.4. </w:t>
+      </w:r>
+      <w:r>
+        <w:rPr/>
+        <w:t xml:space="preserve">Mất kết nối và phát bù bằng RESUME / REPLAY_BATCH</w:t>
+      </w:r>
+    </w:p>
+    <w:p>
+      <w:pPr>
+        <w:pStyle w:val="Heading2"/>
+      </w:pPr>
+      <w:r>
+        <w:rPr/>
+        <w:t xml:space="preserve">3.5. Thiết kế luồng xử lý</w:t>
+      </w:r>
+    </w:p>
+    <w:p>
+      <w:pPr>
+        <w:pStyle w:val="Heading3"/>
+      </w:pPr>
+      <w:r>
+        <w:rPr/>
+        <w:t xml:space="preserve">3.5.1. Đặt món và giao tới bếp</w:t>
       </w:r>
     </w:p>
     <w:p>
       <w:pPr>
         <w:keepNext/>
-        <w:pBdr>
-          <w:top w:val="dashed" w:sz="8" w:space="12" w:color="8EAADB"/>
-          <w:left w:val="dashed" w:sz="8" w:space="12" w:color="8EAADB"/>
-          <w:bottom w:val="dashed" w:sz="8" w:space="12" w:color="8EAADB"/>
-          <w:right w:val="dashed" w:sz="8" w:space="12" w:color="8EAADB"/>
-        </w:pBdr>
-        <w:shd w:val="clear" w:color="auto" w:fill="F3F6FB"/>
-        <w:spacing w:before="0" w:after="240" w:line="276" w:lineRule="auto"/>
-        <w:ind w:left="567" w:right="567" w:firstLine="0"/>
+        <w:spacing w:before="120" w:after="60" w:line="240" w:lineRule="auto"/>
+        <w:ind w:firstLine="0"/>
         <w:jc w:val="center"/>
       </w:pPr>
       <w:r>
         <w:rPr>
-          <w:i/>
-          <w:iCs/>
-          <w:color w:val="595959"/>
-          <w:sz w:val="24"/>
-          <w:szCs w:val="24"/>
-        </w:rPr>
-        <w:t xml:space="preserve">Bếp nhận seq 41, mất mạng (42–44 bị lỡ), kết nối lại, gửi RESUME {41}, nhận REPLAY_BATCH [42, 43, 44], gửi ACK.</w:t>
-      </w:r>
-    </w:p>
-    <w:p>
-      <w:pPr>
-        <w:pStyle w:val="HinhCaption"/>
-      </w:pPr>
-      <w:r>
-        <w:rPr>
-          <w:b/>
-          <w:bCs/>
-        </w:rPr>
-        <w:t xml:space="preserve">Hình 3.4. </w:t>
-      </w:r>
-      <w:r>
-        <w:rPr/>
-        <w:t xml:space="preserve">Mất kết nối và phát bù bằng RESUME / REPLAY_BATCH</w:t>
-      </w:r>
-    </w:p>
-    <w:p>
-      <w:pPr>
-        <w:pStyle w:val="Heading2"/>
-      </w:pPr>
-      <w:r>
-        <w:rPr/>
-        <w:t xml:space="preserve">3.5. Thiết kế luồng xử lý</w:t>
-      </w:r>
-    </w:p>
-    <w:p>
-      <w:pPr>
-        <w:pStyle w:val="Heading3"/>
-      </w:pPr>
-      <w:r>
-        <w:rPr/>
-        <w:t xml:space="preserve">3.5.1. Đặt món và giao tới bếp</w:t>
-      </w:r>
-    </w:p>
-    <w:p>
-      <w:pPr>
-        <w:keepNext/>
-        <w:pBdr>
-          <w:top w:val="dashed" w:sz="8" w:space="12" w:color="8EAADB"/>
-          <w:left w:val="dashed" w:sz="8" w:space="12" w:color="8EAADB"/>
-          <w:bottom w:val="dashed" w:sz="8" w:space="12" w:color="8EAADB"/>
-          <w:right w:val="dashed" w:sz="8" w:space="12" w:color="8EAADB"/>
-        </w:pBdr>
-        <w:shd w:val="clear" w:color="auto" w:fill="F3F6FB"/>
-        <w:spacing w:before="240" w:after="60" w:line="276" w:lineRule="auto"/>
-        <w:ind w:left="567" w:right="567" w:firstLine="0"/>
-        <w:jc w:val="center"/>
-      </w:pPr>
-      <w:r>
-        <w:rPr>
-          <w:b/>
-          <w:bCs/>
-          <w:color w:val="2F5496"/>
-        </w:rPr>
-        <w:t xml:space="preserve">[CHÈN HÌNH 3.5 – statics/seq-order.png]</w:t>
-      </w:r>
-    </w:p>
-    <w:p>
-      <w:pPr>
-        <w:keepNext/>
-        <w:pBdr>
-          <w:top w:val="dashed" w:sz="8" w:space="12" w:color="8EAADB"/>
-          <w:left w:val="dashed" w:sz="8" w:space="12" w:color="8EAADB"/>
-          <w:bottom w:val="dashed" w:sz="8" w:space="12" w:color="8EAADB"/>
-          <w:right w:val="dashed" w:sz="8" w:space="12" w:color="8EAADB"/>
-        </w:pBdr>
-        <w:shd w:val="clear" w:color="auto" w:fill="F3F6FB"/>
-        <w:spacing w:before="0" w:after="240" w:line="276" w:lineRule="auto"/>
-        <w:ind w:left="567" w:right="567" w:firstLine="0"/>
-        <w:jc w:val="center"/>
-      </w:pPr>
-      <w:r>
-        <w:rPr>
-          <w:i/>
-          <w:iCs/>
-          <w:color w:val="595959"/>
-          <w:sz w:val="24"/>
-          <w:szCs w:val="24"/>
-        </w:rPr>
-        <w:t xml:space="preserve">Khách – Máy chủ – CSDL – Bếp: POST /api/orders (Idempotency-Key) → giao dịch → 201 → afterCommit → MESSAGE ORDER_CREATED → ACK.</w:t>
+          <w:noProof/>
+        </w:rPr>
+        <w:drawing>
+          <wp:inline distT="0" distB="0" distL="0" distR="0">
+            <wp:extent cx="5580000" cy="3491485"/>
+            <wp:effectExtent l="0" t="0" r="0" b="0"/>
+            <wp:docPr id="105" name="Hình 105"/>
+            <wp:cNvGraphicFramePr>
+              <a:graphicFrameLocks xmlns:a="http://schemas.openxmlformats.org/drawingml/2006/main" noChangeAspect="1"/>
+            </wp:cNvGraphicFramePr>
+            <a:graphic xmlns:a="http://schemas.openxmlformats.org/drawingml/2006/main">
+              <a:graphicData uri="http://schemas.openxmlformats.org/drawingml/2006/picture">
+                <pic:pic xmlns:pic="http://schemas.openxmlformats.org/drawingml/2006/picture">
+                  <pic:nvPicPr>
+                    <pic:cNvPr id="105" name="shot5.png"/>
+                    <pic:cNvPicPr>
+                      <a:picLocks noChangeAspect="1"/>
+                    </pic:cNvPicPr>
+                  </pic:nvPicPr>
+                  <pic:blipFill>
+                    <a:blip r:embed="rIdImg5"/>
+                    <a:stretch>
+                      <a:fillRect/>
+                    </a:stretch>
+                  </pic:blipFill>
+                  <pic:spPr>
+                    <a:xfrm>
+                      <a:off x="0" y="0"/>
+                      <a:ext cx="5580000" cy="3491485"/>
+                    </a:xfrm>
+                    <a:prstGeom prst="rect">
+                      <a:avLst/>
+                    </a:prstGeom>
+                    <a:ln w="6350">
+                      <a:solidFill>
+                        <a:srgbClr val="BFBFBF"/>
+                      </a:solidFill>
+                    </a:ln>
+                  </pic:spPr>
+                </pic:pic>
+              </a:graphicData>
+            </a:graphic>
+          </wp:inline>
+        </w:drawing>
       </w:r>
     </w:p>
     <w:p>
@@ -9045,49 +9080,56 @@
     <w:p>
       <w:pPr>
         <w:keepNext/>
-        <w:pBdr>
-          <w:top w:val="dashed" w:sz="8" w:space="12" w:color="8EAADB"/>
-          <w:left w:val="dashed" w:sz="8" w:space="12" w:color="8EAADB"/>
-          <w:bottom w:val="dashed" w:sz="8" w:space="12" w:color="8EAADB"/>
-          <w:right w:val="dashed" w:sz="8" w:space="12" w:color="8EAADB"/>
-        </w:pBdr>
-        <w:shd w:val="clear" w:color="auto" w:fill="F3F6FB"/>
-        <w:spacing w:before="240" w:after="60" w:line="276" w:lineRule="auto"/>
-        <w:ind w:left="567" w:right="567" w:firstLine="0"/>
+        <w:spacing w:before="120" w:after="60" w:line="240" w:lineRule="auto"/>
+        <w:ind w:firstLine="0"/>
         <w:jc w:val="center"/>
       </w:pPr>
       <w:r>
         <w:rPr>
-          <w:b/>
-          <w:bCs/>
-          <w:color w:val="2F5496"/>
-        </w:rPr>
-        <w:t xml:space="preserve">[CHÈN HÌNH 3.6 – statics/seq-vnpay.png]</w:t>
-      </w:r>
-    </w:p>
-    <w:p>
-      <w:pPr>
-        <w:keepNext/>
-        <w:pBdr>
-          <w:top w:val="dashed" w:sz="8" w:space="12" w:color="8EAADB"/>
-          <w:left w:val="dashed" w:sz="8" w:space="12" w:color="8EAADB"/>
-          <w:bottom w:val="dashed" w:sz="8" w:space="12" w:color="8EAADB"/>
-          <w:right w:val="dashed" w:sz="8" w:space="12" w:color="8EAADB"/>
-        </w:pBdr>
-        <w:shd w:val="clear" w:color="auto" w:fill="F3F6FB"/>
-        <w:spacing w:before="0" w:after="240" w:line="276" w:lineRule="auto"/>
-        <w:ind w:left="567" w:right="567" w:firstLine="0"/>
-        <w:jc w:val="center"/>
-      </w:pPr>
-      <w:r>
-        <w:rPr>
-          <w:i/>
-          <w:iCs/>
-          <w:color w:val="595959"/>
-          <w:sz w:val="24"/>
-          <w:szCs w:val="24"/>
-        </w:rPr>
-        <w:t xml:space="preserve">Khách – Máy chủ – VNPay: tạo payment, link có chữ ký, IPN, kiểm chữ ký và số tiền, RspCode 00 / 02, Return URL.</w:t>
+          <w:noProof/>
+        </w:rPr>
+        <w:drawing>
+          <wp:inline distT="0" distB="0" distL="0" distR="0">
+            <wp:extent cx="5580000" cy="4487914"/>
+            <wp:effectExtent l="0" t="0" r="0" b="0"/>
+            <wp:docPr id="106" name="Hình 106"/>
+            <wp:cNvGraphicFramePr>
+              <a:graphicFrameLocks xmlns:a="http://schemas.openxmlformats.org/drawingml/2006/main" noChangeAspect="1"/>
+            </wp:cNvGraphicFramePr>
+            <a:graphic xmlns:a="http://schemas.openxmlformats.org/drawingml/2006/main">
+              <a:graphicData uri="http://schemas.openxmlformats.org/drawingml/2006/picture">
+                <pic:pic xmlns:pic="http://schemas.openxmlformats.org/drawingml/2006/picture">
+                  <pic:nvPicPr>
+                    <pic:cNvPr id="106" name="shot6.png"/>
+                    <pic:cNvPicPr>
+                      <a:picLocks noChangeAspect="1"/>
+                    </pic:cNvPicPr>
+                  </pic:nvPicPr>
+                  <pic:blipFill>
+                    <a:blip r:embed="rIdImg6"/>
+                    <a:stretch>
+                      <a:fillRect/>
+                    </a:stretch>
+                  </pic:blipFill>
+                  <pic:spPr>
+                    <a:xfrm>
+                      <a:off x="0" y="0"/>
+                      <a:ext cx="5580000" cy="4487914"/>
+                    </a:xfrm>
+                    <a:prstGeom prst="rect">
+                      <a:avLst/>
+                    </a:prstGeom>
+                    <a:ln w="6350">
+                      <a:solidFill>
+                        <a:srgbClr val="BFBFBF"/>
+                      </a:solidFill>
+                    </a:ln>
+                  </pic:spPr>
+                </pic:pic>
+              </a:graphicData>
+            </a:graphic>
+          </wp:inline>
+        </w:drawing>
       </w:r>
     </w:p>
     <w:p>
@@ -9173,49 +9215,56 @@
     <w:p>
       <w:pPr>
         <w:keepNext/>
-        <w:pBdr>
-          <w:top w:val="dashed" w:sz="8" w:space="12" w:color="8EAADB"/>
-          <w:left w:val="dashed" w:sz="8" w:space="12" w:color="8EAADB"/>
-          <w:bottom w:val="dashed" w:sz="8" w:space="12" w:color="8EAADB"/>
-          <w:right w:val="dashed" w:sz="8" w:space="12" w:color="8EAADB"/>
-        </w:pBdr>
-        <w:shd w:val="clear" w:color="auto" w:fill="F3F6FB"/>
-        <w:spacing w:before="240" w:after="60" w:line="276" w:lineRule="auto"/>
-        <w:ind w:left="567" w:right="567" w:firstLine="0"/>
+        <w:spacing w:before="120" w:after="60" w:line="240" w:lineRule="auto"/>
+        <w:ind w:firstLine="0"/>
         <w:jc w:val="center"/>
       </w:pPr>
       <w:r>
         <w:rPr>
-          <w:b/>
-          <w:bCs/>
-          <w:color w:val="2F5496"/>
-        </w:rPr>
-        <w:t xml:space="preserve">[CHÈN HÌNH 3.7 – statics/assistant-flow.png]</w:t>
-      </w:r>
-    </w:p>
-    <w:p>
-      <w:pPr>
-        <w:keepNext/>
-        <w:pBdr>
-          <w:top w:val="dashed" w:sz="8" w:space="12" w:color="8EAADB"/>
-          <w:left w:val="dashed" w:sz="8" w:space="12" w:color="8EAADB"/>
-          <w:bottom w:val="dashed" w:sz="8" w:space="12" w:color="8EAADB"/>
-          <w:right w:val="dashed" w:sz="8" w:space="12" w:color="8EAADB"/>
-        </w:pBdr>
-        <w:shd w:val="clear" w:color="auto" w:fill="F3F6FB"/>
-        <w:spacing w:before="0" w:after="240" w:line="276" w:lineRule="auto"/>
-        <w:ind w:left="567" w:right="567" w:firstLine="0"/>
-        <w:jc w:val="center"/>
-      </w:pPr>
-      <w:r>
-        <w:rPr>
-          <w:i/>
-          <w:iCs/>
-          <w:color w:val="595959"/>
-          <w:sz w:val="24"/>
-          <w:szCs w:val="24"/>
-        </w:rPr>
-        <w:t xml:space="preserve">Khách gửi câu hỏi → máy chủ gom thực đơn còn hàng, tải bếp, đơn của bàn → Gemini (JSON theo lược đồ) → kiểm tra từng gợi ý → thẻ món; lỗi / hết lượt → gợi ý dự phòng.</w:t>
+          <w:noProof/>
+        </w:rPr>
+        <w:drawing>
+          <wp:inline distT="0" distB="0" distL="0" distR="0">
+            <wp:extent cx="5580000" cy="5420571"/>
+            <wp:effectExtent l="0" t="0" r="0" b="0"/>
+            <wp:docPr id="107" name="Hình 107"/>
+            <wp:cNvGraphicFramePr>
+              <a:graphicFrameLocks xmlns:a="http://schemas.openxmlformats.org/drawingml/2006/main" noChangeAspect="1"/>
+            </wp:cNvGraphicFramePr>
+            <a:graphic xmlns:a="http://schemas.openxmlformats.org/drawingml/2006/main">
+              <a:graphicData uri="http://schemas.openxmlformats.org/drawingml/2006/picture">
+                <pic:pic xmlns:pic="http://schemas.openxmlformats.org/drawingml/2006/picture">
+                  <pic:nvPicPr>
+                    <pic:cNvPr id="107" name="shot7.png"/>
+                    <pic:cNvPicPr>
+                      <a:picLocks noChangeAspect="1"/>
+                    </pic:cNvPicPr>
+                  </pic:nvPicPr>
+                  <pic:blipFill>
+                    <a:blip r:embed="rIdImg7"/>
+                    <a:stretch>
+                      <a:fillRect/>
+                    </a:stretch>
+                  </pic:blipFill>
+                  <pic:spPr>
+                    <a:xfrm>
+                      <a:off x="0" y="0"/>
+                      <a:ext cx="5580000" cy="5420571"/>
+                    </a:xfrm>
+                    <a:prstGeom prst="rect">
+                      <a:avLst/>
+                    </a:prstGeom>
+                    <a:ln w="6350">
+                      <a:solidFill>
+                        <a:srgbClr val="BFBFBF"/>
+                      </a:solidFill>
+                    </a:ln>
+                  </pic:spPr>
+                </pic:pic>
+              </a:graphicData>
+            </a:graphic>
+          </wp:inline>
+        </w:drawing>
       </w:r>
     </w:p>
     <w:p>
@@ -9347,49 +9396,56 @@
     <w:p>
       <w:pPr>
         <w:keepNext/>
-        <w:pBdr>
-          <w:top w:val="dashed" w:sz="8" w:space="12" w:color="8EAADB"/>
-          <w:left w:val="dashed" w:sz="8" w:space="12" w:color="8EAADB"/>
-          <w:bottom w:val="dashed" w:sz="8" w:space="12" w:color="8EAADB"/>
-          <w:right w:val="dashed" w:sz="8" w:space="12" w:color="8EAADB"/>
-        </w:pBdr>
-        <w:shd w:val="clear" w:color="auto" w:fill="F3F6FB"/>
-        <w:spacing w:before="240" w:after="60" w:line="276" w:lineRule="auto"/>
-        <w:ind w:left="567" w:right="567" w:firstLine="0"/>
+        <w:spacing w:before="120" w:after="60" w:line="240" w:lineRule="auto"/>
+        <w:ind w:firstLine="0"/>
         <w:jc w:val="center"/>
       </w:pPr>
       <w:r>
         <w:rPr>
-          <w:b/>
-          <w:bCs/>
-          <w:color w:val="2F5496"/>
-        </w:rPr>
-        <w:t xml:space="preserve">[CHÈN HÌNH 3.8 – statics/database.png]</w:t>
-      </w:r>
-    </w:p>
-    <w:p>
-      <w:pPr>
-        <w:keepNext/>
-        <w:pBdr>
-          <w:top w:val="dashed" w:sz="8" w:space="12" w:color="8EAADB"/>
-          <w:left w:val="dashed" w:sz="8" w:space="12" w:color="8EAADB"/>
-          <w:bottom w:val="dashed" w:sz="8" w:space="12" w:color="8EAADB"/>
-          <w:right w:val="dashed" w:sz="8" w:space="12" w:color="8EAADB"/>
-        </w:pBdr>
-        <w:shd w:val="clear" w:color="auto" w:fill="F3F6FB"/>
-        <w:spacing w:before="0" w:after="240" w:line="276" w:lineRule="auto"/>
-        <w:ind w:left="567" w:right="567" w:firstLine="0"/>
-        <w:jc w:val="center"/>
-      </w:pPr>
-      <w:r>
-        <w:rPr>
-          <w:i/>
-          <w:iCs/>
-          <w:color w:val="595959"/>
-          <w:sz w:val="24"/>
-          <w:szCs w:val="24"/>
-        </w:rPr>
-        <w:t xml:space="preserve">Các bảng staff, restaurant_table, table_session, category, menu_item, orders, order_item, order_event, idempotency_key, payment, service_call và quan hệ giữa chúng.</w:t>
+          <w:noProof/>
+        </w:rPr>
+        <w:drawing>
+          <wp:inline distT="0" distB="0" distL="0" distR="0">
+            <wp:extent cx="5580000" cy="3985714"/>
+            <wp:effectExtent l="0" t="0" r="0" b="0"/>
+            <wp:docPr id="108" name="Hình 108"/>
+            <wp:cNvGraphicFramePr>
+              <a:graphicFrameLocks xmlns:a="http://schemas.openxmlformats.org/drawingml/2006/main" noChangeAspect="1"/>
+            </wp:cNvGraphicFramePr>
+            <a:graphic xmlns:a="http://schemas.openxmlformats.org/drawingml/2006/main">
+              <a:graphicData uri="http://schemas.openxmlformats.org/drawingml/2006/picture">
+                <pic:pic xmlns:pic="http://schemas.openxmlformats.org/drawingml/2006/picture">
+                  <pic:nvPicPr>
+                    <pic:cNvPr id="108" name="shot8.png"/>
+                    <pic:cNvPicPr>
+                      <a:picLocks noChangeAspect="1"/>
+                    </pic:cNvPicPr>
+                  </pic:nvPicPr>
+                  <pic:blipFill>
+                    <a:blip r:embed="rIdImg8"/>
+                    <a:stretch>
+                      <a:fillRect/>
+                    </a:stretch>
+                  </pic:blipFill>
+                  <pic:spPr>
+                    <a:xfrm>
+                      <a:off x="0" y="0"/>
+                      <a:ext cx="5580000" cy="3985714"/>
+                    </a:xfrm>
+                    <a:prstGeom prst="rect">
+                      <a:avLst/>
+                    </a:prstGeom>
+                    <a:ln w="6350">
+                      <a:solidFill>
+                        <a:srgbClr val="BFBFBF"/>
+                      </a:solidFill>
+                    </a:ln>
+                  </pic:spPr>
+                </pic:pic>
+              </a:graphicData>
+            </a:graphic>
+          </wp:inline>
+        </w:drawing>
       </w:r>
     </w:p>
     <w:p>
@@ -13674,49 +13730,56 @@
     <w:p>
       <w:pPr>
         <w:keepNext/>
-        <w:pBdr>
-          <w:top w:val="dashed" w:sz="8" w:space="12" w:color="8EAADB"/>
-          <w:left w:val="dashed" w:sz="8" w:space="12" w:color="8EAADB"/>
-          <w:bottom w:val="dashed" w:sz="8" w:space="12" w:color="8EAADB"/>
-          <w:right w:val="dashed" w:sz="8" w:space="12" w:color="8EAADB"/>
-        </w:pBdr>
-        <w:shd w:val="clear" w:color="auto" w:fill="F3F6FB"/>
-        <w:spacing w:before="240" w:after="60" w:line="276" w:lineRule="auto"/>
-        <w:ind w:left="567" w:right="567" w:firstLine="0"/>
+        <w:spacing w:before="120" w:after="60" w:line="240" w:lineRule="auto"/>
+        <w:ind w:firstLine="0"/>
         <w:jc w:val="center"/>
       </w:pPr>
       <w:r>
         <w:rPr>
-          <w:b/>
-          <w:bCs/>
-          <w:color w:val="2F5496"/>
-        </w:rPr>
-        <w:t xml:space="preserve">[CHÈN HÌNH 4.1 – statics/state-machine.png]</w:t>
-      </w:r>
-    </w:p>
-    <w:p>
-      <w:pPr>
-        <w:keepNext/>
-        <w:pBdr>
-          <w:top w:val="dashed" w:sz="8" w:space="12" w:color="8EAADB"/>
-          <w:left w:val="dashed" w:sz="8" w:space="12" w:color="8EAADB"/>
-          <w:bottom w:val="dashed" w:sz="8" w:space="12" w:color="8EAADB"/>
-          <w:right w:val="dashed" w:sz="8" w:space="12" w:color="8EAADB"/>
-        </w:pBdr>
-        <w:shd w:val="clear" w:color="auto" w:fill="F3F6FB"/>
-        <w:spacing w:before="0" w:after="240" w:line="276" w:lineRule="auto"/>
-        <w:ind w:left="567" w:right="567" w:firstLine="0"/>
-        <w:jc w:val="center"/>
-      </w:pPr>
-      <w:r>
-        <w:rPr>
-          <w:i/>
-          <w:iCs/>
-          <w:color w:val="595959"/>
-          <w:sz w:val="24"/>
-          <w:szCs w:val="24"/>
-        </w:rPr>
-        <w:t xml:space="preserve">PENDING → ACCEPTED → COOKING → READY → SERVED; PENDING → CANCELLED (từ chối / khách huỷ); các trạng thái sau → CANCELLED (bếp huỷ / khách trả lại, có lý do).</w:t>
+          <w:noProof/>
+        </w:rPr>
+        <w:drawing>
+          <wp:inline distT="0" distB="0" distL="0" distR="0">
+            <wp:extent cx="5580000" cy="2550857"/>
+            <wp:effectExtent l="0" t="0" r="0" b="0"/>
+            <wp:docPr id="109" name="Hình 109"/>
+            <wp:cNvGraphicFramePr>
+              <a:graphicFrameLocks xmlns:a="http://schemas.openxmlformats.org/drawingml/2006/main" noChangeAspect="1"/>
+            </wp:cNvGraphicFramePr>
+            <a:graphic xmlns:a="http://schemas.openxmlformats.org/drawingml/2006/main">
+              <a:graphicData uri="http://schemas.openxmlformats.org/drawingml/2006/picture">
+                <pic:pic xmlns:pic="http://schemas.openxmlformats.org/drawingml/2006/picture">
+                  <pic:nvPicPr>
+                    <pic:cNvPr id="109" name="shot9.png"/>
+                    <pic:cNvPicPr>
+                      <a:picLocks noChangeAspect="1"/>
+                    </pic:cNvPicPr>
+                  </pic:nvPicPr>
+                  <pic:blipFill>
+                    <a:blip r:embed="rIdImg9"/>
+                    <a:stretch>
+                      <a:fillRect/>
+                    </a:stretch>
+                  </pic:blipFill>
+                  <pic:spPr>
+                    <a:xfrm>
+                      <a:off x="0" y="0"/>
+                      <a:ext cx="5580000" cy="2550857"/>
+                    </a:xfrm>
+                    <a:prstGeom prst="rect">
+                      <a:avLst/>
+                    </a:prstGeom>
+                    <a:ln w="6350">
+                      <a:solidFill>
+                        <a:srgbClr val="BFBFBF"/>
+                      </a:solidFill>
+                    </a:ln>
+                  </pic:spPr>
+                </pic:pic>
+              </a:graphicData>
+            </a:graphic>
+          </wp:inline>
+        </w:drawing>
       </w:r>
     </w:p>
     <w:p>
@@ -15886,7 +15949,7 @@
                 <wp:inline distT="0" distB="0" distL="0" distR="0">
                   <wp:extent cx="1764000" cy="3819648"/>
                   <wp:effectExtent l="0" t="0" r="0" b="0"/>
-                  <wp:docPr id="101" name="Hình 101"/>
+                  <wp:docPr id="110" name="Hình 110"/>
                   <wp:cNvGraphicFramePr>
                     <a:graphicFrameLocks xmlns:a="http://schemas.openxmlformats.org/drawingml/2006/main" noChangeAspect="1"/>
                   </wp:cNvGraphicFramePr>
@@ -15894,13 +15957,13 @@
                     <a:graphicData uri="http://schemas.openxmlformats.org/drawingml/2006/picture">
                       <pic:pic xmlns:pic="http://schemas.openxmlformats.org/drawingml/2006/picture">
                         <pic:nvPicPr>
-                          <pic:cNvPr id="101" name="shot1.jpg"/>
+                          <pic:cNvPr id="110" name="shot10.jpg"/>
                           <pic:cNvPicPr>
                             <a:picLocks noChangeAspect="1"/>
                           </pic:cNvPicPr>
                         </pic:nvPicPr>
                         <pic:blipFill>
-                          <a:blip r:embed="rIdImg1"/>
+                          <a:blip r:embed="rIdImg10"/>
                           <a:stretch>
                             <a:fillRect/>
                           </a:stretch>
@@ -15963,7 +16026,7 @@
                 <wp:inline distT="0" distB="0" distL="0" distR="0">
                   <wp:extent cx="1764000" cy="3819648"/>
                   <wp:effectExtent l="0" t="0" r="0" b="0"/>
-                  <wp:docPr id="102" name="Hình 102"/>
+                  <wp:docPr id="111" name="Hình 111"/>
                   <wp:cNvGraphicFramePr>
                     <a:graphicFrameLocks xmlns:a="http://schemas.openxmlformats.org/drawingml/2006/main" noChangeAspect="1"/>
                   </wp:cNvGraphicFramePr>
@@ -15971,13 +16034,13 @@
                     <a:graphicData uri="http://schemas.openxmlformats.org/drawingml/2006/picture">
                       <pic:pic xmlns:pic="http://schemas.openxmlformats.org/drawingml/2006/picture">
                         <pic:nvPicPr>
-                          <pic:cNvPr id="102" name="shot2.jpg"/>
+                          <pic:cNvPr id="111" name="shot11.jpg"/>
                           <pic:cNvPicPr>
                             <a:picLocks noChangeAspect="1"/>
                           </pic:cNvPicPr>
                         </pic:nvPicPr>
                         <pic:blipFill>
-                          <a:blip r:embed="rIdImg2"/>
+                          <a:blip r:embed="rIdImg11"/>
                           <a:stretch>
                             <a:fillRect/>
                           </a:stretch>
@@ -16068,7 +16131,7 @@
                 <wp:inline distT="0" distB="0" distL="0" distR="0">
                   <wp:extent cx="1764000" cy="3819648"/>
                   <wp:effectExtent l="0" t="0" r="0" b="0"/>
-                  <wp:docPr id="103" name="Hình 103"/>
+                  <wp:docPr id="112" name="Hình 112"/>
                   <wp:cNvGraphicFramePr>
                     <a:graphicFrameLocks xmlns:a="http://schemas.openxmlformats.org/drawingml/2006/main" noChangeAspect="1"/>
                   </wp:cNvGraphicFramePr>
@@ -16076,13 +16139,13 @@
                     <a:graphicData uri="http://schemas.openxmlformats.org/drawingml/2006/picture">
                       <pic:pic xmlns:pic="http://schemas.openxmlformats.org/drawingml/2006/picture">
                         <pic:nvPicPr>
-                          <pic:cNvPr id="103" name="shot3.jpg"/>
+                          <pic:cNvPr id="112" name="shot12.jpg"/>
                           <pic:cNvPicPr>
                             <a:picLocks noChangeAspect="1"/>
                           </pic:cNvPicPr>
                         </pic:nvPicPr>
                         <pic:blipFill>
-                          <a:blip r:embed="rIdImg3"/>
+                          <a:blip r:embed="rIdImg12"/>
                           <a:stretch>
                             <a:fillRect/>
                           </a:stretch>
@@ -16145,7 +16208,7 @@
                 <wp:inline distT="0" distB="0" distL="0" distR="0">
                   <wp:extent cx="1764000" cy="3819648"/>
                   <wp:effectExtent l="0" t="0" r="0" b="0"/>
-                  <wp:docPr id="104" name="Hình 104"/>
+                  <wp:docPr id="113" name="Hình 113"/>
                   <wp:cNvGraphicFramePr>
                     <a:graphicFrameLocks xmlns:a="http://schemas.openxmlformats.org/drawingml/2006/main" noChangeAspect="1"/>
                   </wp:cNvGraphicFramePr>
@@ -16153,13 +16216,13 @@
                     <a:graphicData uri="http://schemas.openxmlformats.org/drawingml/2006/picture">
                       <pic:pic xmlns:pic="http://schemas.openxmlformats.org/drawingml/2006/picture">
                         <pic:nvPicPr>
-                          <pic:cNvPr id="104" name="shot4.jpg"/>
+                          <pic:cNvPr id="113" name="shot13.jpg"/>
                           <pic:cNvPicPr>
                             <a:picLocks noChangeAspect="1"/>
                           </pic:cNvPicPr>
                         </pic:nvPicPr>
                         <pic:blipFill>
-                          <a:blip r:embed="rIdImg4"/>
+                          <a:blip r:embed="rIdImg13"/>
                           <a:stretch>
                             <a:fillRect/>
                           </a:stretch>
@@ -16224,7 +16287,7 @@
           <wp:inline distT="0" distB="0" distL="0" distR="0">
             <wp:extent cx="5580000" cy="3173625"/>
             <wp:effectExtent l="0" t="0" r="0" b="0"/>
-            <wp:docPr id="105" name="Hình 105"/>
+            <wp:docPr id="114" name="Hình 114"/>
             <wp:cNvGraphicFramePr>
               <a:graphicFrameLocks xmlns:a="http://schemas.openxmlformats.org/drawingml/2006/main" noChangeAspect="1"/>
             </wp:cNvGraphicFramePr>
@@ -16232,13 +16295,13 @@
               <a:graphicData uri="http://schemas.openxmlformats.org/drawingml/2006/picture">
                 <pic:pic xmlns:pic="http://schemas.openxmlformats.org/drawingml/2006/picture">
                   <pic:nvPicPr>
-                    <pic:cNvPr id="105" name="shot5.jpg"/>
+                    <pic:cNvPr id="114" name="shot14.jpg"/>
                     <pic:cNvPicPr>
                       <a:picLocks noChangeAspect="1"/>
                     </pic:cNvPicPr>
                   </pic:nvPicPr>
                   <pic:blipFill>
-                    <a:blip r:embed="rIdImg5"/>
+                    <a:blip r:embed="rIdImg14"/>
                     <a:stretch>
                       <a:fillRect/>
                     </a:stretch>
@@ -16295,7 +16358,7 @@
           <wp:inline distT="0" distB="0" distL="0" distR="0">
             <wp:extent cx="5580000" cy="3138750"/>
             <wp:effectExtent l="0" t="0" r="0" b="0"/>
-            <wp:docPr id="106" name="Hình 106"/>
+            <wp:docPr id="115" name="Hình 115"/>
             <wp:cNvGraphicFramePr>
               <a:graphicFrameLocks xmlns:a="http://schemas.openxmlformats.org/drawingml/2006/main" noChangeAspect="1"/>
             </wp:cNvGraphicFramePr>
@@ -16303,13 +16366,13 @@
               <a:graphicData uri="http://schemas.openxmlformats.org/drawingml/2006/picture">
                 <pic:pic xmlns:pic="http://schemas.openxmlformats.org/drawingml/2006/picture">
                   <pic:nvPicPr>
-                    <pic:cNvPr id="106" name="shot6.jpg"/>
+                    <pic:cNvPr id="115" name="shot15.jpg"/>
                     <pic:cNvPicPr>
                       <a:picLocks noChangeAspect="1"/>
                     </pic:cNvPicPr>
                   </pic:nvPicPr>
                   <pic:blipFill>
-                    <a:blip r:embed="rIdImg6"/>
+                    <a:blip r:embed="rIdImg15"/>
                     <a:stretch>
                       <a:fillRect/>
                     </a:stretch>
@@ -16366,7 +16429,7 @@
           <wp:inline distT="0" distB="0" distL="0" distR="0">
             <wp:extent cx="5580000" cy="3138750"/>
             <wp:effectExtent l="0" t="0" r="0" b="0"/>
-            <wp:docPr id="107" name="Hình 107"/>
+            <wp:docPr id="116" name="Hình 116"/>
             <wp:cNvGraphicFramePr>
               <a:graphicFrameLocks xmlns:a="http://schemas.openxmlformats.org/drawingml/2006/main" noChangeAspect="1"/>
             </wp:cNvGraphicFramePr>
@@ -16374,13 +16437,13 @@
               <a:graphicData uri="http://schemas.openxmlformats.org/drawingml/2006/picture">
                 <pic:pic xmlns:pic="http://schemas.openxmlformats.org/drawingml/2006/picture">
                   <pic:nvPicPr>
-                    <pic:cNvPr id="107" name="shot7.jpg"/>
+                    <pic:cNvPr id="116" name="shot16.jpg"/>
                     <pic:cNvPicPr>
                       <a:picLocks noChangeAspect="1"/>
                     </pic:cNvPicPr>
                   </pic:nvPicPr>
                   <pic:blipFill>
-                    <a:blip r:embed="rIdImg7"/>
+                    <a:blip r:embed="rIdImg16"/>
                     <a:stretch>
                       <a:fillRect/>
                     </a:stretch>
@@ -16437,7 +16500,7 @@
           <wp:inline distT="0" distB="0" distL="0" distR="0">
             <wp:extent cx="5580000" cy="3138750"/>
             <wp:effectExtent l="0" t="0" r="0" b="0"/>
-            <wp:docPr id="108" name="Hình 108"/>
+            <wp:docPr id="117" name="Hình 117"/>
             <wp:cNvGraphicFramePr>
               <a:graphicFrameLocks xmlns:a="http://schemas.openxmlformats.org/drawingml/2006/main" noChangeAspect="1"/>
             </wp:cNvGraphicFramePr>
@@ -16445,13 +16508,13 @@
               <a:graphicData uri="http://schemas.openxmlformats.org/drawingml/2006/picture">
                 <pic:pic xmlns:pic="http://schemas.openxmlformats.org/drawingml/2006/picture">
                   <pic:nvPicPr>
-                    <pic:cNvPr id="108" name="shot8.jpg"/>
+                    <pic:cNvPr id="117" name="shot17.jpg"/>
                     <pic:cNvPicPr>
                       <a:picLocks noChangeAspect="1"/>
                     </pic:cNvPicPr>
                   </pic:nvPicPr>
                   <pic:blipFill>
-                    <a:blip r:embed="rIdImg8"/>
+                    <a:blip r:embed="rIdImg17"/>
                     <a:stretch>
                       <a:fillRect/>
                     </a:stretch>
@@ -16508,7 +16571,7 @@
           <wp:inline distT="0" distB="0" distL="0" distR="0">
             <wp:extent cx="5580000" cy="3173625"/>
             <wp:effectExtent l="0" t="0" r="0" b="0"/>
-            <wp:docPr id="109" name="Hình 109"/>
+            <wp:docPr id="118" name="Hình 118"/>
             <wp:cNvGraphicFramePr>
               <a:graphicFrameLocks xmlns:a="http://schemas.openxmlformats.org/drawingml/2006/main" noChangeAspect="1"/>
             </wp:cNvGraphicFramePr>
@@ -16516,13 +16579,13 @@
               <a:graphicData uri="http://schemas.openxmlformats.org/drawingml/2006/picture">
                 <pic:pic xmlns:pic="http://schemas.openxmlformats.org/drawingml/2006/picture">
                   <pic:nvPicPr>
-                    <pic:cNvPr id="109" name="shot9.jpg"/>
+                    <pic:cNvPr id="118" name="shot18.jpg"/>
                     <pic:cNvPicPr>
                       <a:picLocks noChangeAspect="1"/>
                     </pic:cNvPicPr>
                   </pic:nvPicPr>
                   <pic:blipFill>
-                    <a:blip r:embed="rIdImg9"/>
+                    <a:blip r:embed="rIdImg18"/>
                     <a:stretch>
                       <a:fillRect/>
                     </a:stretch>
